--- a/doc/LABORATORIO PRACTICO DE COMPUNET.docx
+++ b/doc/LABORATORIO PRACTICO DE COMPUNET.docx
@@ -1269,6 +1269,7 @@
     <w:p>
       <w:pPr>
         <w:spacing w:after="200"/>
+        <w:jc w:val="both"/>
         <w:rPr>
           <w:rFonts w:ascii="Times New Roman" w:hAnsi="Times New Roman" w:cs="Times New Roman"/>
           <w:lang w:val="es-ES_tradnl"/>
@@ -1296,6 +1297,7 @@
     <w:p>
       <w:pPr>
         <w:spacing w:after="200"/>
+        <w:jc w:val="both"/>
       </w:pPr>
       <w:r>
         <w:rPr>
@@ -1310,9 +1312,10 @@
         <w:pStyle w:val="Prrafodelista"/>
         <w:numPr>
           <w:ilvl w:val="0"/>
-          <w:numId w:val="1"/>
+          <w:numId w:val="5"/>
         </w:numPr>
         <w:spacing w:after="200"/>
+        <w:jc w:val="both"/>
       </w:pPr>
       <w:r>
         <w:t>P</w:t>
@@ -1348,9 +1351,10 @@
         <w:pStyle w:val="Prrafodelista"/>
         <w:numPr>
           <w:ilvl w:val="0"/>
-          <w:numId w:val="1"/>
+          <w:numId w:val="5"/>
         </w:numPr>
         <w:spacing w:after="200"/>
+        <w:jc w:val="both"/>
       </w:pPr>
       <w:r>
         <w:t>P</w:t>
@@ -1381,12 +1385,13 @@
         <w:pStyle w:val="Prrafodelista"/>
         <w:numPr>
           <w:ilvl w:val="0"/>
-          <w:numId w:val="1"/>
+          <w:numId w:val="5"/>
         </w:numPr>
         <w:spacing w:after="200"/>
-      </w:pPr>
-      <w:r>
-        <w:t xml:space="preserve"> Para identificar y corregir los dos huecos señalados por la guía en el servidor base: la exposición de MARK_CELL en </w:t>
+        <w:jc w:val="both"/>
+      </w:pPr>
+      <w:r>
+        <w:t xml:space="preserve">Para identificar y corregir los dos huecos señalados por la guía en el servidor base: la exposición de MARK_CELL en </w:t>
       </w:r>
       <w:proofErr w:type="spellStart"/>
       <w:r>
@@ -1423,9 +1428,10 @@
         <w:pStyle w:val="Prrafodelista"/>
         <w:numPr>
           <w:ilvl w:val="0"/>
-          <w:numId w:val="1"/>
+          <w:numId w:val="5"/>
         </w:numPr>
         <w:spacing w:after="200"/>
+        <w:jc w:val="both"/>
       </w:pPr>
       <w:r>
         <w:t>Para entender en profundidad los conceptos aplicados</w:t>
@@ -1434,6 +1440,7 @@
     <w:p>
       <w:pPr>
         <w:spacing w:after="200"/>
+        <w:jc w:val="both"/>
       </w:pPr>
     </w:p>
     <w:p>
@@ -1444,6 +1451,7 @@
           <w:numId w:val="3"/>
         </w:numPr>
         <w:spacing w:after="200"/>
+        <w:jc w:val="both"/>
       </w:pPr>
       <w:r>
         <w:lastRenderedPageBreak/>
@@ -1469,11 +1477,13 @@
     <w:p>
       <w:pPr>
         <w:spacing w:after="200"/>
-      </w:pPr>
-    </w:p>
-    <w:p>
-      <w:pPr>
-        <w:spacing w:after="200"/>
+        <w:jc w:val="both"/>
+      </w:pPr>
+    </w:p>
+    <w:p>
+      <w:pPr>
+        <w:spacing w:after="200"/>
+        <w:jc w:val="both"/>
       </w:pPr>
       <w:r>
         <w:t xml:space="preserve">A </w:t>
@@ -2239,7 +2249,10 @@
       </w:pPr>
       <w:r>
         <w:lastRenderedPageBreak/>
-        <w:t xml:space="preserve">Opción 6 </w:t>
+        <w:t xml:space="preserve">Opción </w:t>
+      </w:r>
+      <w:r>
+        <w:t xml:space="preserve">5 </w:t>
       </w:r>
       <w:r>
         <w:t xml:space="preserve">pantalla servidor </w:t>
@@ -2362,9 +2375,20 @@
       <w:pPr>
         <w:spacing w:after="200"/>
       </w:pPr>
-      <w:r>
-        <w:t>Opción 6 pantalla servidor :</w:t>
-      </w:r>
+    </w:p>
+    <w:p>
+      <w:pPr>
+        <w:spacing w:after="200"/>
+      </w:pPr>
+      <w:r>
+        <w:lastRenderedPageBreak/>
+        <w:t xml:space="preserve">Opción 6 pantalla </w:t>
+      </w:r>
+      <w:proofErr w:type="gramStart"/>
+      <w:r>
+        <w:t>servidor :</w:t>
+      </w:r>
+      <w:proofErr w:type="gramEnd"/>
     </w:p>
     <w:p>
       <w:pPr>
@@ -2374,7 +2398,6 @@
         <w:rPr>
           <w:noProof/>
         </w:rPr>
-        <w:lastRenderedPageBreak/>
         <w:drawing>
           <wp:inline distT="0" distB="0" distL="0" distR="0" wp14:anchorId="19A7999A" wp14:editId="36100209">
             <wp:extent cx="5400040" cy="3511550"/>
@@ -2525,6 +2548,119 @@
     </w:lvl>
   </w:abstractNum>
   <w:abstractNum w:abstractNumId="1" w15:restartNumberingAfterBreak="0">
+    <w:nsid w:val="19760B59"/>
+    <w:multiLevelType w:val="hybridMultilevel"/>
+    <w:tmpl w:val="8B2EC4F6"/>
+    <w:lvl w:ilvl="0" w:tplc="76EEF640">
+      <w:start w:val="5"/>
+      <w:numFmt w:val="bullet"/>
+      <w:lvlText w:val="-"/>
+      <w:lvlJc w:val="left"/>
+      <w:pPr>
+        <w:ind w:left="720" w:hanging="360"/>
+      </w:pPr>
+      <w:rPr>
+        <w:rFonts w:ascii="Aptos" w:eastAsiaTheme="minorHAnsi" w:hAnsi="Aptos" w:cstheme="minorBidi" w:hint="default"/>
+      </w:rPr>
+    </w:lvl>
+    <w:lvl w:ilvl="1" w:tplc="040A0003" w:tentative="1">
+      <w:start w:val="1"/>
+      <w:numFmt w:val="bullet"/>
+      <w:lvlText w:val="o"/>
+      <w:lvlJc w:val="left"/>
+      <w:pPr>
+        <w:ind w:left="1440" w:hanging="360"/>
+      </w:pPr>
+      <w:rPr>
+        <w:rFonts w:ascii="Courier New" w:hAnsi="Courier New" w:hint="default"/>
+      </w:rPr>
+    </w:lvl>
+    <w:lvl w:ilvl="2" w:tplc="040A0005" w:tentative="1">
+      <w:start w:val="1"/>
+      <w:numFmt w:val="bullet"/>
+      <w:lvlText w:val=""/>
+      <w:lvlJc w:val="left"/>
+      <w:pPr>
+        <w:ind w:left="2160" w:hanging="360"/>
+      </w:pPr>
+      <w:rPr>
+        <w:rFonts w:ascii="Wingdings" w:hAnsi="Wingdings" w:hint="default"/>
+      </w:rPr>
+    </w:lvl>
+    <w:lvl w:ilvl="3" w:tplc="040A0001" w:tentative="1">
+      <w:start w:val="1"/>
+      <w:numFmt w:val="bullet"/>
+      <w:lvlText w:val=""/>
+      <w:lvlJc w:val="left"/>
+      <w:pPr>
+        <w:ind w:left="2880" w:hanging="360"/>
+      </w:pPr>
+      <w:rPr>
+        <w:rFonts w:ascii="Symbol" w:hAnsi="Symbol" w:hint="default"/>
+      </w:rPr>
+    </w:lvl>
+    <w:lvl w:ilvl="4" w:tplc="040A0003" w:tentative="1">
+      <w:start w:val="1"/>
+      <w:numFmt w:val="bullet"/>
+      <w:lvlText w:val="o"/>
+      <w:lvlJc w:val="left"/>
+      <w:pPr>
+        <w:ind w:left="3600" w:hanging="360"/>
+      </w:pPr>
+      <w:rPr>
+        <w:rFonts w:ascii="Courier New" w:hAnsi="Courier New" w:hint="default"/>
+      </w:rPr>
+    </w:lvl>
+    <w:lvl w:ilvl="5" w:tplc="040A0005" w:tentative="1">
+      <w:start w:val="1"/>
+      <w:numFmt w:val="bullet"/>
+      <w:lvlText w:val=""/>
+      <w:lvlJc w:val="left"/>
+      <w:pPr>
+        <w:ind w:left="4320" w:hanging="360"/>
+      </w:pPr>
+      <w:rPr>
+        <w:rFonts w:ascii="Wingdings" w:hAnsi="Wingdings" w:hint="default"/>
+      </w:rPr>
+    </w:lvl>
+    <w:lvl w:ilvl="6" w:tplc="040A0001" w:tentative="1">
+      <w:start w:val="1"/>
+      <w:numFmt w:val="bullet"/>
+      <w:lvlText w:val=""/>
+      <w:lvlJc w:val="left"/>
+      <w:pPr>
+        <w:ind w:left="5040" w:hanging="360"/>
+      </w:pPr>
+      <w:rPr>
+        <w:rFonts w:ascii="Symbol" w:hAnsi="Symbol" w:hint="default"/>
+      </w:rPr>
+    </w:lvl>
+    <w:lvl w:ilvl="7" w:tplc="040A0003" w:tentative="1">
+      <w:start w:val="1"/>
+      <w:numFmt w:val="bullet"/>
+      <w:lvlText w:val="o"/>
+      <w:lvlJc w:val="left"/>
+      <w:pPr>
+        <w:ind w:left="5760" w:hanging="360"/>
+      </w:pPr>
+      <w:rPr>
+        <w:rFonts w:ascii="Courier New" w:hAnsi="Courier New" w:hint="default"/>
+      </w:rPr>
+    </w:lvl>
+    <w:lvl w:ilvl="8" w:tplc="040A0005" w:tentative="1">
+      <w:start w:val="1"/>
+      <w:numFmt w:val="bullet"/>
+      <w:lvlText w:val=""/>
+      <w:lvlJc w:val="left"/>
+      <w:pPr>
+        <w:ind w:left="6480" w:hanging="360"/>
+      </w:pPr>
+      <w:rPr>
+        <w:rFonts w:ascii="Wingdings" w:hAnsi="Wingdings" w:hint="default"/>
+      </w:rPr>
+    </w:lvl>
+  </w:abstractNum>
+  <w:abstractNum w:abstractNumId="2" w15:restartNumberingAfterBreak="0">
     <w:nsid w:val="58587C2B"/>
     <w:multiLevelType w:val="multilevel"/>
     <w:tmpl w:val="C454601E"/>
@@ -2637,7 +2773,120 @@
       </w:rPr>
     </w:lvl>
   </w:abstractNum>
-  <w:abstractNum w:abstractNumId="2" w15:restartNumberingAfterBreak="0">
+  <w:abstractNum w:abstractNumId="3" w15:restartNumberingAfterBreak="0">
+    <w:nsid w:val="59321B72"/>
+    <w:multiLevelType w:val="hybridMultilevel"/>
+    <w:tmpl w:val="4AC0339A"/>
+    <w:lvl w:ilvl="0" w:tplc="2AE87D88">
+      <w:start w:val="5"/>
+      <w:numFmt w:val="bullet"/>
+      <w:lvlText w:val="-"/>
+      <w:lvlJc w:val="left"/>
+      <w:pPr>
+        <w:ind w:left="1080" w:hanging="360"/>
+      </w:pPr>
+      <w:rPr>
+        <w:rFonts w:ascii="Aptos" w:eastAsiaTheme="minorHAnsi" w:hAnsi="Aptos" w:cstheme="minorBidi" w:hint="default"/>
+      </w:rPr>
+    </w:lvl>
+    <w:lvl w:ilvl="1" w:tplc="040A0003" w:tentative="1">
+      <w:start w:val="1"/>
+      <w:numFmt w:val="bullet"/>
+      <w:lvlText w:val="o"/>
+      <w:lvlJc w:val="left"/>
+      <w:pPr>
+        <w:ind w:left="1800" w:hanging="360"/>
+      </w:pPr>
+      <w:rPr>
+        <w:rFonts w:ascii="Courier New" w:hAnsi="Courier New" w:hint="default"/>
+      </w:rPr>
+    </w:lvl>
+    <w:lvl w:ilvl="2" w:tplc="040A0005" w:tentative="1">
+      <w:start w:val="1"/>
+      <w:numFmt w:val="bullet"/>
+      <w:lvlText w:val=""/>
+      <w:lvlJc w:val="left"/>
+      <w:pPr>
+        <w:ind w:left="2520" w:hanging="360"/>
+      </w:pPr>
+      <w:rPr>
+        <w:rFonts w:ascii="Wingdings" w:hAnsi="Wingdings" w:hint="default"/>
+      </w:rPr>
+    </w:lvl>
+    <w:lvl w:ilvl="3" w:tplc="040A0001" w:tentative="1">
+      <w:start w:val="1"/>
+      <w:numFmt w:val="bullet"/>
+      <w:lvlText w:val=""/>
+      <w:lvlJc w:val="left"/>
+      <w:pPr>
+        <w:ind w:left="3240" w:hanging="360"/>
+      </w:pPr>
+      <w:rPr>
+        <w:rFonts w:ascii="Symbol" w:hAnsi="Symbol" w:hint="default"/>
+      </w:rPr>
+    </w:lvl>
+    <w:lvl w:ilvl="4" w:tplc="040A0003" w:tentative="1">
+      <w:start w:val="1"/>
+      <w:numFmt w:val="bullet"/>
+      <w:lvlText w:val="o"/>
+      <w:lvlJc w:val="left"/>
+      <w:pPr>
+        <w:ind w:left="3960" w:hanging="360"/>
+      </w:pPr>
+      <w:rPr>
+        <w:rFonts w:ascii="Courier New" w:hAnsi="Courier New" w:hint="default"/>
+      </w:rPr>
+    </w:lvl>
+    <w:lvl w:ilvl="5" w:tplc="040A0005" w:tentative="1">
+      <w:start w:val="1"/>
+      <w:numFmt w:val="bullet"/>
+      <w:lvlText w:val=""/>
+      <w:lvlJc w:val="left"/>
+      <w:pPr>
+        <w:ind w:left="4680" w:hanging="360"/>
+      </w:pPr>
+      <w:rPr>
+        <w:rFonts w:ascii="Wingdings" w:hAnsi="Wingdings" w:hint="default"/>
+      </w:rPr>
+    </w:lvl>
+    <w:lvl w:ilvl="6" w:tplc="040A0001" w:tentative="1">
+      <w:start w:val="1"/>
+      <w:numFmt w:val="bullet"/>
+      <w:lvlText w:val=""/>
+      <w:lvlJc w:val="left"/>
+      <w:pPr>
+        <w:ind w:left="5400" w:hanging="360"/>
+      </w:pPr>
+      <w:rPr>
+        <w:rFonts w:ascii="Symbol" w:hAnsi="Symbol" w:hint="default"/>
+      </w:rPr>
+    </w:lvl>
+    <w:lvl w:ilvl="7" w:tplc="040A0003" w:tentative="1">
+      <w:start w:val="1"/>
+      <w:numFmt w:val="bullet"/>
+      <w:lvlText w:val="o"/>
+      <w:lvlJc w:val="left"/>
+      <w:pPr>
+        <w:ind w:left="6120" w:hanging="360"/>
+      </w:pPr>
+      <w:rPr>
+        <w:rFonts w:ascii="Courier New" w:hAnsi="Courier New" w:hint="default"/>
+      </w:rPr>
+    </w:lvl>
+    <w:lvl w:ilvl="8" w:tplc="040A0005" w:tentative="1">
+      <w:start w:val="1"/>
+      <w:numFmt w:val="bullet"/>
+      <w:lvlText w:val=""/>
+      <w:lvlJc w:val="left"/>
+      <w:pPr>
+        <w:ind w:left="6840" w:hanging="360"/>
+      </w:pPr>
+      <w:rPr>
+        <w:rFonts w:ascii="Wingdings" w:hAnsi="Wingdings" w:hint="default"/>
+      </w:rPr>
+    </w:lvl>
+  </w:abstractNum>
+  <w:abstractNum w:abstractNumId="4" w15:restartNumberingAfterBreak="0">
     <w:nsid w:val="70BD5687"/>
     <w:multiLevelType w:val="hybridMultilevel"/>
     <w:tmpl w:val="6DE66818"/>
@@ -2754,9 +3003,15 @@
     <w:abstractNumId w:val="0"/>
   </w:num>
   <w:num w:numId="2" w16cid:durableId="1038354899">
+    <w:abstractNumId w:val="4"/>
+  </w:num>
+  <w:num w:numId="3" w16cid:durableId="1548222721">
     <w:abstractNumId w:val="2"/>
   </w:num>
-  <w:num w:numId="3" w16cid:durableId="1548222721">
+  <w:num w:numId="4" w16cid:durableId="1141339697">
+    <w:abstractNumId w:val="3"/>
+  </w:num>
+  <w:num w:numId="5" w16cid:durableId="681276104">
     <w:abstractNumId w:val="1"/>
   </w:num>
 </w:numbering>
